--- a/Courses/Computer-Modeling-and-IT/Computer-Modeling-and-IT-6-Class/03-Information-Storage-and-File-Formats/03-Information-Storage-and-File-Formats-Exercises.docx
+++ b/Courses/Computer-Modeling-and-IT/Computer-Modeling-and-IT-6-Class/03-Information-Storage-and-File-Formats/03-Information-Storage-and-File-Formats-Exercises.docx
@@ -52,9 +52,9 @@
           <w:noProof/>
         </w:rPr>
         <w:drawing>
-          <wp:inline distT="0" distB="0" distL="0" distR="0" wp14:anchorId="5D1D7169" wp14:editId="495A30E9">
-            <wp:extent cx="1076325" cy="482729"/>
-            <wp:effectExtent l="0" t="0" r="0" b="0"/>
+          <wp:inline distT="0" distB="0" distL="0" distR="0" wp14:anchorId="5D1D7169" wp14:editId="1B7D2458">
+            <wp:extent cx="1090777" cy="488843"/>
+            <wp:effectExtent l="0" t="0" r="0" b="6985"/>
             <wp:docPr id="5" name="Picture 4"/>
             <wp:cNvGraphicFramePr>
               <a:graphicFrameLocks xmlns:a="http://schemas.openxmlformats.org/drawingml/2006/main" noChangeAspect="1"/>
@@ -83,7 +83,7 @@
                   <pic:spPr>
                     <a:xfrm>
                       <a:off x="0" y="0"/>
-                      <a:ext cx="1090777" cy="489211"/>
+                      <a:ext cx="1090777" cy="488843"/>
                     </a:xfrm>
                     <a:prstGeom prst="rect">
                       <a:avLst/>
